--- a/public/docs/dopolnitelnye-vozrazheniya.docx
+++ b/public/docs/dopolnitelnye-vozrazheniya.docx
@@ -275,7 +275,7 @@
           <w:i w:val="0"/>
           <w:sz w:val="24"/>
         </w:rPr>
-        <w:t>В производстве суда находится дело № 2-1674/2026 по иску ООО «Декоратор» к ООО «СК Авангард» и Тюрину А. В. о взыскании задолженности по договору поставки № 1349 от 14.07.2022, процентов за пользование коммерческим кредитом и неустойки.</w:t>
+        <w:t>В производстве суда находится дело № 2-1674/2026, возбуждённое 20.08.2026 по иску ООО «Декоратор» к ООО «СК Авангард» и Тюрину А. В. о взыскании задолженности по договору поставки № 1349 от 14.07.2022, процентов за пользование коммерческим кредитом и неустойки.</w:t>
       </w:r>
     </w:p>
     <w:p>
@@ -290,7 +290,7 @@
           <w:i w:val="0"/>
           <w:sz w:val="24"/>
         </w:rPr>
-        <w:t>10.09.2026 Истцом заявлено ходатайство об уточнении размера исковых требований, которым Истец отказался от требования о взыскании основного долга и просит взыскать солидарно проценты за пользование коммерческим кредитом в размере 116 033 руб. 18 коп. и неустойку в размере 23 206 руб. 64 коп., а также расходы по государственной пошлине в размере 7 625 руб.</w:t>
+        <w:t>10.09.2026 Истцом заявлено ходатайство об уточнении размера исковых требований, которым Истец отказался от требования о взыскании основного долга и просит взыскать солидарно проценты за пользование коммерческим кредитом в размере 116 033 руб. 18 коп. и неустойку в размере 23 206 руб. 64 коп.</w:t>
       </w:r>
     </w:p>
     <w:p>
@@ -305,7 +305,7 @@
           <w:i w:val="0"/>
           <w:sz w:val="24"/>
         </w:rPr>
-        <w:t>Ранее заявленные возражения Ответчики поддерживают в полном объёме. Дополнительно, с учётом нового расчёта Истца, поясняем следующее.</w:t>
+        <w:t>Ранее заявленные возражения Ответчики поддерживают. Дополнительно, с учётом нового расчёта Истца, поясняем следующее.</w:t>
       </w:r>
     </w:p>
     <w:p>
@@ -364,7 +364,22 @@
           <w:i w:val="0"/>
           <w:sz w:val="24"/>
         </w:rPr>
-        <w:t>Указанные обстоятельства в силу ч. 2 ст. 68 ГПК РФ являются признанием стороной обстоятельств и освобождают Ответчиков от их дальнейшего доказывания. Погашение произведено добровольно, до вынесения решения суда и без применения мер принудительного исполнения.</w:t>
+        <w:t>Указанные обстоятельства в силу ч. 2 ст. 68 ГПК РФ являются признанием стороной обстоятельств и освобождают Ответчиков от их дальнейшего доказывания. Требование о взыскании основного долга удовлетворению не подлежит ввиду отсутствия предмета спора.</w:t>
+      </w:r>
+    </w:p>
+    <w:p>
+      <w:pPr>
+        <w:spacing w:after="120"/>
+        <w:ind w:firstLine="709"/>
+        <w:jc w:val="both"/>
+      </w:pPr>
+      <w:r>
+        <w:rPr>
+          <w:b w:val="0"/>
+          <w:i w:val="0"/>
+          <w:sz w:val="24"/>
+        </w:rPr>
+        <w:t>Ответчики не оспаривают, что оплата произведена после возбуждения дела, и не возражают против отнесения на них расходов Истца по государственной пошлине в соответствующей части в порядке ч. 1 ст. 101 ГПК РФ. Вместе с тем добровольное погашение долга до вынесения решения суда, без применения мер принудительного исполнения, свидетельствует о добросовестности Ответчиков и подлежит учёту при разрешении вопроса о снижении санкций.</w:t>
       </w:r>
     </w:p>
     <w:p>
@@ -1016,7 +1031,7 @@
           <w:i w:val="0"/>
           <w:sz w:val="24"/>
         </w:rPr>
-        <w:t>Ставка 0,500% за каждый день просрочки применена Истцом единообразно по всем позициям расчёта без исключения, что соответствует 182,5% годовых.</w:t>
+        <w:t>Ставка 0,500% за каждый день применена Истцом единообразно по всем позициям расчёта без исключения, что соответствует 182,5% годовых.</w:t>
       </w:r>
     </w:p>
     <w:p>
@@ -1105,7 +1120,7 @@
           <w:i w:val="0"/>
           <w:sz w:val="24"/>
         </w:rPr>
-        <w:t>Обращаем особое внимание суда: указанная величина — 78 869 руб. 71 коп. — полностью совпадает в первоначальном и в уточнённом расчётах Истца. При увеличении общей суммы процентов со 112 151 руб. 13 коп. до 116 033 руб. 18 коп. прирост произошёл исключительно за счёт восьми просроченных партий. Это подтверждает, что начисления на оплаченные поставки были зафиксированы Истцом ранее и более не изменялись, а сумма основного долга 86 267 руб. 82 коп. в точности равна сумме тех же восьми партий (10 437,92 + 20 340,91 + 806,31 + 4 050,68 + 20 363,90 + 8 210,60 + 20 046,06 + 2 011,44).</w:t>
+        <w:t>Обращаем особое внимание суда: указанная величина — 78 869 руб. 71 коп. — полностью совпадает в первоначальном и в уточнённом расчётах Истца. При увеличении общей суммы процентов со 112 151 руб. 13 коп. до 116 033 руб. 18 коп. прирост произошёл исключительно за счёт восьми просроченных партий. Это подтверждает, что начисления на оплаченные поставки были зафиксированы Истцом ранее и более не пересматривались, а сумма основного долга 86 267 руб. 82 коп. в точности равна сумме тех же восьми партий (10 437,92 + 20 340,91 + 806,31 + 4 050,68 + 20 363,90 + 8 210,60 + 20 046,06 + 2 011,44).</w:t>
       </w:r>
     </w:p>
     <w:p>
@@ -1149,7 +1164,7 @@
           <w:i w:val="0"/>
           <w:sz w:val="24"/>
         </w:rPr>
-        <w:t>Условие о плате в размере 182,5% годовых не отвечает признакам обычной платы за пользование коммерческим кредитом и по своей правовой природе является мерой ответственности за нарушение обязательства. Определяющее значение имеет существо правоотношения, а не наименование, использованное сторонами в договоре (п. 2 ст. 170, ст. 431 ГК РФ).</w:t>
+        <w:t>Условие о плате в размере 182,5% годовых не отвечает признакам обычной платы за пользование коммерческим кредитом и по своей правовой природе является мерой ответственности за нарушение обязательства. Определяющее значение имеет существо правоотношения, а не наименование, использованное сторонами в договоре (ст. 431 ГК РФ).</w:t>
       </w:r>
     </w:p>
     <w:p>
@@ -1193,7 +1208,7 @@
           <w:i w:val="0"/>
           <w:sz w:val="24"/>
         </w:rPr>
-        <w:t>5. Расходы по государственной пошлине заявлены в завышенном размере</w:t>
+        <w:t>5. Истец своим бездействием содействовал увеличению размера санкций</w:t>
       </w:r>
     </w:p>
     <w:p>
@@ -1208,7 +1223,7 @@
           <w:i w:val="0"/>
           <w:sz w:val="24"/>
         </w:rPr>
-        <w:t>Государственная пошлина в размере 7 625 руб. исчислена Истцом от первоначальной цены иска 220 849 руб. 18 коп. После уточнения требований цена иска составляет 139 239 руб. 82 коп. (116 033,18 + 23 206,64).</w:t>
+        <w:t>Просрочка оплаты, по утверждению Истца, возникла начиная с 25.09.2023. Претензия № 666 направлена Истцом только 26.06.2026 — спустя два года и девять месяцев, иск подан 20.08.2026.</w:t>
       </w:r>
     </w:p>
     <w:p>
@@ -1223,7 +1238,7 @@
           <w:i w:val="0"/>
           <w:sz w:val="24"/>
         </w:rPr>
-        <w:t>В соответствии с пп. 1 п. 1 ст. 333.19 НК РФ государственная пошлина при цене иска от 100 001 до 300 000 руб. составляет 4 000 руб. плюс 3% суммы, превышающей 100 000 руб., то есть 5 177 руб. 19 коп.</w:t>
+        <w:t>При этом стороны на протяжении всего указанного периода продолжали хозяйственные отношения: Истец непрерывно производил новые отгрузки товара, принимал платежи и не заявлял о наличии задолженности. Расчёт Истца подтверждает, что последняя отгрузка произведена 13.05.2026, то есть уже после направления претензии не поступало никаких возражений против продолжения поставок.</w:t>
       </w:r>
     </w:p>
     <w:p>
@@ -1238,7 +1253,22 @@
           <w:i w:val="0"/>
           <w:sz w:val="24"/>
         </w:rPr>
-        <w:t>Излишне уплаченная сумма в размере 2 447 руб. 81 коп. подлежит возврату Истцу из бюджета в порядке ст. 333.40 НК РФ и не может быть отнесена на Ответчиков. Судебные расходы подлежат распределению пропорционально размеру удовлетворённых требований (ч. 1 ст. 98 ГПК РФ).</w:t>
+        <w:t>Показательно, что после получения претензии и предъявления иска долг был погашен Ответчиком-1 в течение непродолжительного времени — 26.08.2026, в полном объёме. Это свидетельствует о том, что при своевременном обращении Истца задолженность была бы погашена значительно раньше, а размер санкций не достиг бы заявленной величины.</w:t>
+      </w:r>
+    </w:p>
+    <w:p>
+      <w:pPr>
+        <w:spacing w:after="120"/>
+        <w:ind w:firstLine="709"/>
+        <w:jc w:val="both"/>
+      </w:pPr>
+      <w:r>
+        <w:rPr>
+          <w:b w:val="0"/>
+          <w:i w:val="0"/>
+          <w:sz w:val="24"/>
+        </w:rPr>
+        <w:t>Длительное непредъявление требования при продолжении отгрузок привело к многократному увеличению начисленных процентов. В силу п. 1 ст. 404 ГК РФ суд вправе уменьшить размер ответственности должника, если кредитор умышленно или по неосторожности содействовал увеличению размера убытков либо не принял разумных мер к их уменьшению.</w:t>
       </w:r>
     </w:p>
     <w:p>
@@ -1339,7 +1369,7 @@
           <w:i w:val="0"/>
           <w:sz w:val="24"/>
         </w:rPr>
-        <w:t>На основании изложенного, руководствуясь ст. 333, 404 ГК РФ, ст. 35, 68, 98 ГПК РФ,</w:t>
+        <w:t>На основании изложенного, руководствуясь ст. 330, 333, 404 ГК РФ, ст. 35, 68, 98, 101 ГПК РФ,</w:t>
       </w:r>
     </w:p>
     <w:p>
@@ -1430,7 +1460,7 @@
         <w:t xml:space="preserve">4. </w:t>
       </w:r>
       <w:r>
-        <w:t>Применить ст. 333 ГК РФ и снизить размер подлежащих взысканию санкций до 3 665 руб. 44 коп., исчисленных по ключевой ставке Банка России.</w:t>
+        <w:t>Применить ст. 333 и п. 1 ст. 404 ГК РФ и снизить размер подлежащих взысканию санкций до 3 665 руб. 44 коп., исчисленных по ключевой ставке Банка России.</w:t>
       </w:r>
     </w:p>
     <w:p>
@@ -1462,7 +1492,7 @@
         <w:t xml:space="preserve">6. </w:t>
       </w:r>
       <w:r>
-        <w:t>Взыскать судебные расходы по государственной пошлине пропорционально размеру удовлетворённых требований, исходя из надлежащего размера пошлины 5 177 руб. 19 коп.</w:t>
+        <w:t>Распределить расходы по государственной пошлине в части требований о взыскании процентов и неустойки пропорционально размеру удовлетворённых требований (ч. 1 ст. 98 ГПК РФ).</w:t>
       </w:r>
     </w:p>
     <w:p>
@@ -1519,17 +1549,7 @@
         <w:jc w:val="both"/>
       </w:pPr>
       <w:r>
-        <w:t>3. Расчёт надлежащего размера государственной пошлины.</w:t>
-      </w:r>
-    </w:p>
-    <w:p>
-      <w:pPr>
-        <w:spacing w:after="40"/>
-        <w:ind w:left="425" w:hanging="425"/>
-        <w:jc w:val="both"/>
-      </w:pPr>
-      <w:r>
-        <w:t>4. Копия настоящих возражений для Истца с документом о направлении.</w:t>
+        <w:t>3. Копия настоящих возражений для Истца с документом о направлении.</w:t>
       </w:r>
     </w:p>
     <w:p>
